--- a/backend-exhibits/Google MyDrive to Google(MyDrive & Shared Drive) Standard Plan - Standard Include.docx
+++ b/backend-exhibits/Google MyDrive to Google(MyDrive & Shared Drive) Standard Plan - Standard Include.docx
@@ -51,7 +51,7 @@
                 <w:b/>
                 <w:sz w:val="21"/>
               </w:rPr>
-              <w:t xml:space="preserve">Standard Plan Features (Google </w:t>
+              <w:t xml:space="preserve">Basic Plan Features (Google </w:t>
             </w:r>
             <w:proofErr w:type="spellStart"/>
             <w:r>
@@ -795,7 +795,7 @@
                 <w:sz w:val="21"/>
               </w:rPr>
               <w:lastRenderedPageBreak/>
-              <w:t xml:space="preserve">Standard Plan Features (Google </w:t>
+              <w:t xml:space="preserve">Basic Plan Features (Google </w:t>
             </w:r>
             <w:proofErr w:type="spellStart"/>
             <w:r>
